--- a/docs/Handyman_Guion_Pitch_20.docx
+++ b/docs/Handyman_Guion_Pitch_20.docx
@@ -1123,7 +1123,7 @@
                 <w:sz w:val="18"/>
                 <w:szCs w:val="18"/>
               </w:rPr>
-              <w:t xml:space="preserve">El mercado total ronda los Q 840 millones al año y el alcanzable, Q 210 millones. Nuestra meta del piloto es menos del 0.5 % de eso: 75 trabajos al mes. Y hoy no hay un competidor digital: nadie de nuestra encuesta ha usado una app para esto.</w:t>
+              <w:t xml:space="preserve">Con unos 662,000 hogares en el departamento, el mercado total ronda los Q 745 millones al año y el alcanzable, Q 186 millones. Nuestra meta del piloto es menos del 0.5 % de eso: 75 trabajos al mes. Y hoy no hay un competidor digital: nadie de nuestra encuesta ha usado una app para esto.</w:t>
             </w:r>
           </w:p>
         </w:tc>
@@ -1296,7 +1296,7 @@
                 <w:sz w:val="18"/>
                 <w:szCs w:val="18"/>
               </w:rPr>
-              <w:t xml:space="preserve">Encuestamos a 28 personas con el mapa de empatía; 21 habían contratado un trabajo en el año. Nuestro cliente tiene entre 30 y 60 años, casa propia y poco tiempo. El 90.5 % contrata solo por recomendación, el 57.2 % no está tranquilo al dejar entrar a un desconocido y el 71.4 % teme que el trabajo quede mal. Pero el 80.9 % usaría una app con verificación, precio previo y garantía.</w:t>
+              <w:t xml:space="preserve">Encuestamos a 28 personas con el mapa de empatía; 21 habían contratado un trabajo en el año. Nuestro usuario tiene entre 30 y 60 años, es profesional, comerciante o trabaja en oficina, con ingresos medios o medio-altos, casa propia y poco tiempo. Los primeros en adoptarlo serán los residentes de condominios de zonas 10 a 16. El 90.5 % contrata solo por recomendación, el 57.2 % no está tranquilo al dejar entrar a un desconocido y el 71.4 % teme que el trabajo quede mal. Pero el 80.9 % usaría una app con verificación, precio previo y garantía.</w:t>
             </w:r>
           </w:p>
         </w:tc>
@@ -1637,7 +1637,7 @@
                 <w:sz w:val="18"/>
                 <w:szCs w:val="18"/>
               </w:rPr>
-              <w:t xml:space="preserve">Convertimos las necesidades en cinco problemas y los calificamos. Ganó con 20 de 20: el cliente no puede saber si el trabajador es bueno antes de contratarlo. Nuestra pregunta quedó así: ¿cómo podríamos garantizar que un trabajo del hogar quede bien hecho desde la primera vez? Los datos también nos tumbaron supuestos: nadie eligió pagar con tarjeta y nadie pagaría más de 10 % extra.</w:t>
+              <w:t xml:space="preserve">Convertimos las necesidades en cinco problemas y los calificamos. Ganó con 20 de 20: el cliente no puede saber si el trabajador es bueno antes de contratarlo. Nuestra pregunta, ya afinada en Idear: ¿cómo podríamos comprobar la identidad y la capacidad técnica de un contratista antes de que entre a nuestra casa? Los datos también nos tumbaron supuestos: nadie eligió pagar con tarjeta y nadie pagaría más de 10 % extra.</w:t>
             </w:r>
           </w:p>
         </w:tc>
@@ -3001,7 +3001,7 @@
                 <w:sz w:val="18"/>
                 <w:szCs w:val="18"/>
               </w:rPr>
-              <w:t xml:space="preserve">En un trabajo de Q 1,000, el cliente paga Q 1,015, el profesional recibe Q 900 y Handyman ingresa Q 115: 10 % de comisión más Q 15 de tarifa. Restando la pasarela y el fondo de garantía nos quedan Q 63 por trabajo. Con Q 4,700 de costos fijos, el punto de equilibrio es de unos 75 trabajos al mes.</w:t>
+              <w:t xml:space="preserve">En un trabajo de Q 1,000, el cliente paga Q 1,015, el profesional recibe Q 880 y Handyman ingresa Q 135: 12 % de comisión más Q 15 de tarifa. Restando la pasarela y el fondo de garantía nos quedan Q 83 por trabajo. Con Q 4,700 de costos fijos, el equilibrio es de unos 57 trabajos al mes, y la meta del piloto es 75.</w:t>
             </w:r>
           </w:p>
         </w:tc>
